--- a/01 Tanakh/02 Nevi_im/02 Latter Prophets/12 Yechezkel/Yechezkel 29.docx
+++ b/01 Tanakh/02 Nevi_im/02 Latter Prophets/12 Yechezkel/Yechezkel 29.docx
@@ -22,7 +22,7 @@
           <w:szCs w:val="24"/>
           <w:rtl w:val="0"/>
         </w:rPr>
-        <w:t xml:space="preserve">(Book Title)</w:t>
+        <w:t xml:space="preserve">Yechezkel</w:t>
       </w:r>
     </w:p>
     <w:p>
@@ -43,7 +43,12 @@
           <w:szCs w:val="40"/>
           <w:rtl w:val="0"/>
         </w:rPr>
-        <w:t xml:space="preserve">1</w:t>
+        <w:t xml:space="preserve">29</w:t>
+      </w:r>
+      <w:r>
+        <w:rPr>
+          <w:rtl w:val="0"/>
+        </w:rPr>
       </w:r>
     </w:p>
     <w:p>
@@ -84,238 +89,581 @@
     </w:p>
     <w:p>
       <w:pPr>
-        <w:ind w:firstLine="720"/>
+        <w:ind w:left="0" w:firstLine="0"/>
+        <w:rPr>
+          <w:sz w:val="24"/>
+          <w:szCs w:val="24"/>
+        </w:rPr>
+      </w:pPr>
+      <w:r>
+        <w:rPr>
+          <w:rtl w:val="0"/>
+        </w:rPr>
+      </w:r>
+    </w:p>
+    <w:p>
+      <w:pPr>
+        <w:numPr>
+          <w:ilvl w:val="0"/>
+          <w:numId w:val="1"/>
+        </w:numPr>
+        <w:ind w:left="720" w:hanging="360"/>
+        <w:rPr>
+          <w:sz w:val="24"/>
+          <w:szCs w:val="24"/>
+          <w:u w:val="none"/>
+        </w:rPr>
+      </w:pPr>
+      <w:r>
+        <w:rPr>
+          <w:sz w:val="24"/>
+          <w:szCs w:val="24"/>
+          <w:rtl w:val="0"/>
+        </w:rPr>
+        <w:t xml:space="preserve">On the twelfth day of the tenth month of the tenth year, the word of EHYEH came to me:</w:t>
+      </w:r>
+    </w:p>
+    <w:p>
+      <w:pPr>
+        <w:numPr>
+          <w:ilvl w:val="0"/>
+          <w:numId w:val="1"/>
+        </w:numPr>
+        <w:ind w:left="720" w:hanging="360"/>
+        <w:rPr>
+          <w:sz w:val="24"/>
+          <w:szCs w:val="24"/>
+          <w:u w:val="none"/>
+        </w:rPr>
+      </w:pPr>
+      <w:r>
+        <w:rPr>
+          <w:sz w:val="24"/>
+          <w:szCs w:val="24"/>
+          <w:rtl w:val="0"/>
+        </w:rPr>
+        <w:t xml:space="preserve">“Human being, turn your face against Pharaoh king of Egypt; prophesy against him and against all Egypt;</w:t>
+      </w:r>
+    </w:p>
+    <w:p>
+      <w:pPr>
+        <w:numPr>
+          <w:ilvl w:val="0"/>
+          <w:numId w:val="1"/>
+        </w:numPr>
+        <w:ind w:left="720" w:hanging="360"/>
+        <w:rPr>
+          <w:sz w:val="24"/>
+          <w:szCs w:val="24"/>
+          <w:u w:val="none"/>
+        </w:rPr>
+      </w:pPr>
+      <w:r>
+        <w:rPr>
+          <w:sz w:val="24"/>
+          <w:szCs w:val="24"/>
+          <w:rtl w:val="0"/>
+        </w:rPr>
+        <w:t xml:space="preserve">speak out; and say that YIHOVEH EHYEH says: ‘I am against you, Pharaoh king of Egypt, you big crocodile lying in the streams of the Nile! You say, “My Nile is mine; I made it for myself.”</w:t>
+      </w:r>
+    </w:p>
+    <w:p>
+      <w:pPr>
+        <w:numPr>
+          <w:ilvl w:val="0"/>
+          <w:numId w:val="1"/>
+        </w:numPr>
+        <w:ind w:left="720" w:hanging="360"/>
+        <w:rPr>
+          <w:sz w:val="24"/>
+          <w:szCs w:val="24"/>
+          <w:u w:val="none"/>
+        </w:rPr>
+      </w:pPr>
+      <w:r>
+        <w:rPr>
+          <w:sz w:val="24"/>
+          <w:szCs w:val="24"/>
+          <w:rtl w:val="0"/>
+        </w:rPr>
+        <w:t xml:space="preserve">But I will put hooks in your jaws and make your Nile fish stick to your scales. Yes, I will bring you up from your Nile, with all your Nile fish sticking to your scales,</w:t>
+      </w:r>
+    </w:p>
+    <w:p>
+      <w:pPr>
+        <w:numPr>
+          <w:ilvl w:val="0"/>
+          <w:numId w:val="1"/>
+        </w:numPr>
+        <w:ind w:left="720" w:hanging="360"/>
+        <w:rPr>
+          <w:sz w:val="24"/>
+          <w:szCs w:val="24"/>
+          <w:u w:val="none"/>
+        </w:rPr>
+      </w:pPr>
+      <w:r>
+        <w:rPr>
+          <w:sz w:val="24"/>
+          <w:szCs w:val="24"/>
+          <w:rtl w:val="0"/>
+        </w:rPr>
+        <w:t xml:space="preserve">and leave you in the desert, you and all your Nile fish. You will fall in the open field and not be gathered or buried; but I will give you as food to wild animals and birds.</w:t>
+      </w:r>
+    </w:p>
+    <w:p>
+      <w:pPr>
+        <w:numPr>
+          <w:ilvl w:val="0"/>
+          <w:numId w:val="1"/>
+        </w:numPr>
+        <w:ind w:left="720" w:hanging="360"/>
+        <w:rPr>
+          <w:sz w:val="24"/>
+          <w:szCs w:val="24"/>
+          <w:u w:val="none"/>
+        </w:rPr>
+      </w:pPr>
+      <w:r>
+        <w:rPr>
+          <w:sz w:val="24"/>
+          <w:szCs w:val="24"/>
+          <w:rtl w:val="0"/>
+        </w:rPr>
+        <w:t xml:space="preserve">Then all who live in Egypt will know that I am EHYEH, because they have been a support made of straw for the house of Isra’el.</w:t>
+      </w:r>
+    </w:p>
+    <w:p>
+      <w:pPr>
+        <w:numPr>
+          <w:ilvl w:val="0"/>
+          <w:numId w:val="1"/>
+        </w:numPr>
+        <w:ind w:left="720" w:hanging="360"/>
+        <w:rPr>
+          <w:sz w:val="24"/>
+          <w:szCs w:val="24"/>
+          <w:u w:val="none"/>
+        </w:rPr>
+      </w:pPr>
+      <w:r>
+        <w:rPr>
+          <w:sz w:val="24"/>
+          <w:szCs w:val="24"/>
+          <w:rtl w:val="0"/>
+        </w:rPr>
+        <w:t xml:space="preserve">When they grasped you in hand, you splintered and threw all their shoulders out of joint; when they leaned on you, you broke and made them all wrench their backs.’</w:t>
+      </w:r>
+    </w:p>
+    <w:p>
+      <w:pPr>
+        <w:numPr>
+          <w:ilvl w:val="0"/>
+          <w:numId w:val="1"/>
+        </w:numPr>
+        <w:ind w:left="720" w:hanging="360"/>
+        <w:rPr>
+          <w:sz w:val="24"/>
+          <w:szCs w:val="24"/>
+          <w:u w:val="none"/>
+        </w:rPr>
+      </w:pPr>
+      <w:r>
+        <w:rPr>
+          <w:sz w:val="24"/>
+          <w:szCs w:val="24"/>
+          <w:rtl w:val="0"/>
+        </w:rPr>
+        <w:t xml:space="preserve">“Therefore YIHOVEH EHYEH says, ‘I will bring the sword against you and eliminate both your people and your animals.</w:t>
+      </w:r>
+    </w:p>
+    <w:p>
+      <w:pPr>
+        <w:numPr>
+          <w:ilvl w:val="0"/>
+          <w:numId w:val="1"/>
+        </w:numPr>
+        <w:ind w:left="720" w:hanging="360"/>
+        <w:rPr>
+          <w:sz w:val="24"/>
+          <w:szCs w:val="24"/>
+          <w:u w:val="none"/>
+        </w:rPr>
+      </w:pPr>
+      <w:r>
+        <w:rPr>
+          <w:sz w:val="24"/>
+          <w:szCs w:val="24"/>
+          <w:rtl w:val="0"/>
+        </w:rPr>
+        <w:t xml:space="preserve">The land of Egypt will become a desolate waste, and they will know that I am EHYEH; because he said, “The Nile is mine; I made it.”</w:t>
+      </w:r>
+    </w:p>
+    <w:p>
+      <w:pPr>
+        <w:numPr>
+          <w:ilvl w:val="0"/>
+          <w:numId w:val="1"/>
+        </w:numPr>
+        <w:ind w:left="720" w:hanging="360"/>
+        <w:rPr>
+          <w:sz w:val="24"/>
+          <w:szCs w:val="24"/>
+          <w:u w:val="none"/>
+        </w:rPr>
+      </w:pPr>
+      <w:r>
+        <w:rPr>
+          <w:sz w:val="24"/>
+          <w:szCs w:val="24"/>
+          <w:rtl w:val="0"/>
+        </w:rPr>
+        <w:t xml:space="preserve">So I am against you and your Nile; and I will make the land of Egypt a totally desolate waste from Migdol to S’venah, all the way to the border of Ethiopia.</w:t>
+      </w:r>
+    </w:p>
+    <w:p>
+      <w:pPr>
+        <w:numPr>
+          <w:ilvl w:val="0"/>
+          <w:numId w:val="1"/>
+        </w:numPr>
+        <w:ind w:left="720" w:hanging="360"/>
+        <w:rPr>
+          <w:sz w:val="24"/>
+          <w:szCs w:val="24"/>
+          <w:u w:val="none"/>
+        </w:rPr>
+      </w:pPr>
+      <w:r>
+        <w:rPr>
+          <w:sz w:val="24"/>
+          <w:szCs w:val="24"/>
+          <w:rtl w:val="0"/>
+        </w:rPr>
+        <w:t xml:space="preserve">No human foot will pass through it, and no animal foot will pass through it; it will be uninhabited for forty years.</w:t>
+      </w:r>
+    </w:p>
+    <w:p>
+      <w:pPr>
+        <w:numPr>
+          <w:ilvl w:val="0"/>
+          <w:numId w:val="1"/>
+        </w:numPr>
+        <w:ind w:left="720" w:hanging="360"/>
+        <w:rPr>
+          <w:sz w:val="24"/>
+          <w:szCs w:val="24"/>
+          <w:u w:val="none"/>
+        </w:rPr>
+      </w:pPr>
+      <w:r>
+        <w:rPr>
+          <w:sz w:val="24"/>
+          <w:szCs w:val="24"/>
+          <w:rtl w:val="0"/>
+        </w:rPr>
+        <w:t xml:space="preserve">Yes, I will make the land of Egypt desolate, even when compared with other desolate countries, likewise her cities in comparison with other ruined cities; they will be desolate forty years. I will scatter the Egyptians among the nations and disperse them through the countries.’</w:t>
+      </w:r>
+    </w:p>
+    <w:p>
+      <w:pPr>
+        <w:numPr>
+          <w:ilvl w:val="0"/>
+          <w:numId w:val="1"/>
+        </w:numPr>
+        <w:ind w:left="720" w:hanging="360"/>
+        <w:rPr>
+          <w:sz w:val="24"/>
+          <w:szCs w:val="24"/>
+          <w:u w:val="none"/>
+        </w:rPr>
+      </w:pPr>
+      <w:r>
+        <w:rPr>
+          <w:sz w:val="24"/>
+          <w:szCs w:val="24"/>
+          <w:rtl w:val="0"/>
+        </w:rPr>
+        <w:t xml:space="preserve">“For this is what YIHOVEH EHYEH says: ‘At the end of forty years I will gather the Egyptians from the peoples where they were scattered —</w:t>
+      </w:r>
+    </w:p>
+    <w:p>
+      <w:pPr>
+        <w:numPr>
+          <w:ilvl w:val="0"/>
+          <w:numId w:val="1"/>
+        </w:numPr>
+        <w:ind w:left="720" w:hanging="360"/>
+        <w:rPr>
+          <w:sz w:val="24"/>
+          <w:szCs w:val="24"/>
+          <w:u w:val="none"/>
+        </w:rPr>
+      </w:pPr>
+      <w:r>
+        <w:rPr>
+          <w:sz w:val="24"/>
+          <w:szCs w:val="24"/>
+          <w:rtl w:val="0"/>
+        </w:rPr>
+        <w:t xml:space="preserve">I will restore the fortunes of Egypt and cause them to return to the land of their origin, Patros. But there they will be a humble kingdom,</w:t>
+      </w:r>
+    </w:p>
+    <w:p>
+      <w:pPr>
+        <w:ind w:left="720" w:firstLine="0"/>
+        <w:rPr>
+          <w:sz w:val="24"/>
+          <w:szCs w:val="24"/>
+        </w:rPr>
+      </w:pPr>
+      <w:r>
+        <w:rPr>
+          <w:rtl w:val="0"/>
+        </w:rPr>
+      </w:r>
+    </w:p>
+    <w:p>
+      <w:pPr>
+        <w:ind w:left="720" w:firstLine="0"/>
+        <w:rPr>
+          <w:sz w:val="24"/>
+          <w:szCs w:val="24"/>
+        </w:rPr>
+      </w:pPr>
+      <w:r>
+        <w:rPr>
+          <w:rtl w:val="0"/>
+        </w:rPr>
+      </w:r>
+    </w:p>
+    <w:p>
+      <w:pPr>
+        <w:jc w:val="center"/>
         <w:rPr>
           <w:b w:val="1"/>
           <w:bCs w:val="1"/>
-          <w:sz w:val="24"/>
-          <w:szCs w:val="24"/>
-        </w:rPr>
-      </w:pPr>
-      <w:r>
-        <w:rPr>
-          <w:rtl w:val="0"/>
-        </w:rPr>
-      </w:r>
-    </w:p>
-    <w:p>
-      <w:pPr>
-        <w:numPr>
-          <w:ilvl w:val="0"/>
-          <w:numId w:val="1"/>
-        </w:numPr>
-        <w:ind w:left="720" w:hanging="360"/>
-        <w:rPr>
-          <w:sz w:val="24"/>
-          <w:szCs w:val="24"/>
-          <w:u w:val="none"/>
-        </w:rPr>
-      </w:pPr>
-      <w:r>
-        <w:rPr>
-          <w:sz w:val="24"/>
-          <w:szCs w:val="24"/>
-          <w:rtl w:val="0"/>
-        </w:rPr>
-        <w:t xml:space="preserve">Text</w:t>
-      </w:r>
-    </w:p>
-    <w:p>
-      <w:pPr>
-        <w:rPr>
-          <w:sz w:val="24"/>
-          <w:szCs w:val="24"/>
-        </w:rPr>
-      </w:pPr>
-      <w:r>
-        <w:rPr>
-          <w:rtl w:val="0"/>
-        </w:rPr>
-      </w:r>
-    </w:p>
-    <w:p>
-      <w:pPr>
-        <w:rPr>
-          <w:sz w:val="24"/>
-          <w:szCs w:val="24"/>
-        </w:rPr>
-      </w:pPr>
-      <w:r>
-        <w:rPr>
-          <w:rtl w:val="0"/>
-        </w:rPr>
-      </w:r>
-    </w:p>
-    <w:p>
-      <w:pPr>
-        <w:ind w:firstLine="720"/>
+          <w:color w:val="999999"/>
+          <w:sz w:val="24"/>
+          <w:szCs w:val="24"/>
+        </w:rPr>
+      </w:pPr>
+      <w:r>
         <w:rPr>
           <w:b w:val="1"/>
           <w:bCs w:val="1"/>
-          <w:sz w:val="24"/>
-          <w:szCs w:val="24"/>
-        </w:rPr>
-      </w:pPr>
-      <w:r>
-        <w:rPr>
-          <w:b w:val="1"/>
-          <w:bCs w:val="1"/>
-          <w:sz w:val="24"/>
-          <w:szCs w:val="24"/>
-          <w:rtl w:val="0"/>
-        </w:rPr>
-        <w:t xml:space="preserve">(Section Title)</w:t>
-      </w:r>
-    </w:p>
-    <w:p>
-      <w:pPr>
-        <w:ind w:firstLine="720"/>
-        <w:rPr>
-          <w:b w:val="1"/>
-          <w:bCs w:val="1"/>
-          <w:sz w:val="24"/>
-          <w:szCs w:val="24"/>
-        </w:rPr>
-      </w:pPr>
-      <w:r>
-        <w:rPr>
-          <w:rtl w:val="0"/>
-        </w:rPr>
-      </w:r>
-    </w:p>
-    <w:p>
-      <w:pPr>
-        <w:numPr>
-          <w:ilvl w:val="0"/>
-          <w:numId w:val="1"/>
-        </w:numPr>
-        <w:ind w:left="720" w:hanging="360"/>
-        <w:rPr>
-          <w:sz w:val="24"/>
-          <w:szCs w:val="24"/>
-          <w:u w:val="none"/>
-        </w:rPr>
-      </w:pPr>
-      <w:r>
-        <w:rPr>
-          <w:sz w:val="24"/>
-          <w:szCs w:val="24"/>
-          <w:rtl w:val="0"/>
-        </w:rPr>
-        <w:t xml:space="preserve">Text</w:t>
-      </w:r>
-    </w:p>
-    <w:p>
-      <w:pPr>
-        <w:rPr>
-          <w:sz w:val="24"/>
-          <w:szCs w:val="24"/>
-        </w:rPr>
-      </w:pPr>
-      <w:r>
-        <w:rPr>
-          <w:rtl w:val="0"/>
-        </w:rPr>
+          <w:color w:val="999999"/>
+          <w:sz w:val="24"/>
+          <w:szCs w:val="24"/>
+          <w:rtl w:val="0"/>
+        </w:rPr>
+        <w:t xml:space="preserve">Yechezkel</w:t>
       </w:r>
     </w:p>
     <w:p>
       <w:pPr>
         <w:jc w:val="center"/>
+        <w:rPr>
+          <w:sz w:val="24"/>
+          <w:szCs w:val="24"/>
+        </w:rPr>
+      </w:pPr>
+      <w:r>
         <w:rPr>
           <w:b w:val="1"/>
           <w:bCs w:val="1"/>
           <w:sz w:val="40"/>
           <w:szCs w:val="40"/>
-        </w:rPr>
-      </w:pPr>
-      <w:r>
-        <w:rPr>
-          <w:b w:val="1"/>
-          <w:bCs w:val="1"/>
-          <w:color w:val="999999"/>
-          <w:sz w:val="24"/>
-          <w:szCs w:val="24"/>
-          <w:rtl w:val="0"/>
-        </w:rPr>
-        <w:t xml:space="preserve">(Book Title)</w:t>
-      </w:r>
-      <w:r>
-        <w:rPr>
-          <w:rtl w:val="0"/>
-        </w:rPr>
-      </w:r>
-    </w:p>
-    <w:p>
-      <w:pPr>
-        <w:jc w:val="center"/>
-        <w:rPr>
-          <w:b w:val="1"/>
-          <w:bCs w:val="1"/>
-          <w:sz w:val="40"/>
-          <w:szCs w:val="40"/>
-        </w:rPr>
-      </w:pPr>
-      <w:r>
-        <w:rPr>
-          <w:b w:val="1"/>
-          <w:bCs w:val="1"/>
-          <w:sz w:val="40"/>
-          <w:szCs w:val="40"/>
-          <w:rtl w:val="0"/>
-        </w:rPr>
-        <w:t xml:space="preserve">1</w:t>
-      </w:r>
-    </w:p>
-    <w:p>
-      <w:pPr>
-        <w:rPr>
-          <w:b w:val="1"/>
-          <w:bCs w:val="1"/>
-          <w:sz w:val="24"/>
-          <w:szCs w:val="24"/>
-        </w:rPr>
-      </w:pPr>
-      <w:r>
-        <w:rPr>
-          <w:rtl w:val="0"/>
-        </w:rPr>
-      </w:r>
-    </w:p>
-    <w:p>
-      <w:pPr>
-        <w:rPr>
-          <w:b w:val="1"/>
-          <w:bCs w:val="1"/>
-          <w:sz w:val="24"/>
-          <w:szCs w:val="24"/>
-        </w:rPr>
-      </w:pPr>
-      <w:r>
-        <w:rPr>
-          <w:rtl w:val="0"/>
-        </w:rPr>
-      </w:r>
-    </w:p>
-    <w:p>
-      <w:pPr>
-        <w:numPr>
-          <w:ilvl w:val="0"/>
-          <w:numId w:val="1"/>
-        </w:numPr>
-        <w:ind w:left="720" w:hanging="360"/>
-        <w:rPr>
-          <w:sz w:val="24"/>
-          <w:szCs w:val="24"/>
-          <w:u w:val="none"/>
-        </w:rPr>
-      </w:pPr>
-      <w:r>
-        <w:rPr>
-          <w:sz w:val="24"/>
-          <w:szCs w:val="24"/>
-          <w:rtl w:val="0"/>
-        </w:rPr>
-        <w:t xml:space="preserve">Text</w:t>
+          <w:rtl w:val="0"/>
+        </w:rPr>
+        <w:t xml:space="preserve">29</w:t>
+      </w:r>
+      <w:r>
+        <w:rPr>
+          <w:rtl w:val="0"/>
+        </w:rPr>
+      </w:r>
+    </w:p>
+    <w:p>
+      <w:pPr>
+        <w:ind w:left="720" w:firstLine="0"/>
+        <w:rPr>
+          <w:sz w:val="24"/>
+          <w:szCs w:val="24"/>
+        </w:rPr>
+      </w:pPr>
+      <w:r>
+        <w:rPr>
+          <w:rtl w:val="0"/>
+        </w:rPr>
+      </w:r>
+    </w:p>
+    <w:p>
+      <w:pPr>
+        <w:ind w:left="720" w:firstLine="0"/>
+        <w:rPr>
+          <w:sz w:val="24"/>
+          <w:szCs w:val="24"/>
+        </w:rPr>
+      </w:pPr>
+      <w:r>
+        <w:rPr>
+          <w:rtl w:val="0"/>
+        </w:rPr>
+      </w:r>
+    </w:p>
+    <w:p>
+      <w:pPr>
+        <w:numPr>
+          <w:ilvl w:val="0"/>
+          <w:numId w:val="1"/>
+        </w:numPr>
+        <w:ind w:left="720" w:hanging="360"/>
+        <w:rPr>
+          <w:sz w:val="24"/>
+          <w:szCs w:val="24"/>
+          <w:u w:val="none"/>
+        </w:rPr>
+      </w:pPr>
+      <w:r>
+        <w:rPr>
+          <w:sz w:val="24"/>
+          <w:szCs w:val="24"/>
+          <w:rtl w:val="0"/>
+        </w:rPr>
+        <w:t xml:space="preserve">the humblest of kingdoms. It will never again dominate other nations; I will reduce them, so that they never again rule other nations.</w:t>
+      </w:r>
+    </w:p>
+    <w:p>
+      <w:pPr>
+        <w:numPr>
+          <w:ilvl w:val="0"/>
+          <w:numId w:val="1"/>
+        </w:numPr>
+        <w:ind w:left="720" w:hanging="360"/>
+        <w:rPr>
+          <w:sz w:val="24"/>
+          <w:szCs w:val="24"/>
+          <w:u w:val="none"/>
+        </w:rPr>
+      </w:pPr>
+      <w:r>
+        <w:rPr>
+          <w:sz w:val="24"/>
+          <w:szCs w:val="24"/>
+          <w:rtl w:val="0"/>
+        </w:rPr>
+        <w:t xml:space="preserve">Moreover, they will no longer be a source of confidence for Isra’el to turn to; rather, it will only bring to mind their guilt in having turned to them before. Then they will know that I am YIHOVEH EHYEH.’”</w:t>
+      </w:r>
+    </w:p>
+    <w:p>
+      <w:pPr>
+        <w:numPr>
+          <w:ilvl w:val="0"/>
+          <w:numId w:val="1"/>
+        </w:numPr>
+        <w:ind w:left="720" w:hanging="360"/>
+        <w:rPr>
+          <w:sz w:val="24"/>
+          <w:szCs w:val="24"/>
+          <w:u w:val="none"/>
+        </w:rPr>
+      </w:pPr>
+      <w:r>
+        <w:rPr>
+          <w:sz w:val="24"/>
+          <w:szCs w:val="24"/>
+          <w:rtl w:val="0"/>
+        </w:rPr>
+        <w:t xml:space="preserve">On the first day of the first month of the twenty-seventh year, the word of EHYEH came to me:</w:t>
+      </w:r>
+    </w:p>
+    <w:p>
+      <w:pPr>
+        <w:numPr>
+          <w:ilvl w:val="0"/>
+          <w:numId w:val="1"/>
+        </w:numPr>
+        <w:ind w:left="720" w:hanging="360"/>
+        <w:rPr>
+          <w:sz w:val="24"/>
+          <w:szCs w:val="24"/>
+          <w:u w:val="none"/>
+        </w:rPr>
+      </w:pPr>
+      <w:r>
+        <w:rPr>
+          <w:sz w:val="24"/>
+          <w:szCs w:val="24"/>
+          <w:rtl w:val="0"/>
+        </w:rPr>
+        <w:t xml:space="preserve">“Human being, N’vukhadretzar king of Bavel had his army mount a massive expedition against Tzor; thus they made every head bald and every shoulder raw; yet neither he nor his army derived any benefit from Tzor out of this expedition against it.</w:t>
+      </w:r>
+    </w:p>
+    <w:p>
+      <w:pPr>
+        <w:numPr>
+          <w:ilvl w:val="0"/>
+          <w:numId w:val="1"/>
+        </w:numPr>
+        <w:ind w:left="720" w:hanging="360"/>
+        <w:rPr>
+          <w:sz w:val="24"/>
+          <w:szCs w:val="24"/>
+          <w:u w:val="none"/>
+        </w:rPr>
+      </w:pPr>
+      <w:r>
+        <w:rPr>
+          <w:sz w:val="24"/>
+          <w:szCs w:val="24"/>
+          <w:rtl w:val="0"/>
+        </w:rPr>
+        <w:t xml:space="preserve">Therefore YIHOVEH EHYEH says, ‘I will give the land of Egypt to N’vukhadretzar king of Bavel. He will carry off its riches, take its spoil and its prey; and these will be the wages for his army.</w:t>
+      </w:r>
+    </w:p>
+    <w:p>
+      <w:pPr>
+        <w:numPr>
+          <w:ilvl w:val="0"/>
+          <w:numId w:val="1"/>
+        </w:numPr>
+        <w:ind w:left="720" w:hanging="360"/>
+        <w:rPr>
+          <w:sz w:val="24"/>
+          <w:szCs w:val="24"/>
+          <w:u w:val="none"/>
+        </w:rPr>
+      </w:pPr>
+      <w:r>
+        <w:rPr>
+          <w:sz w:val="24"/>
+          <w:szCs w:val="24"/>
+          <w:rtl w:val="0"/>
+        </w:rPr>
+        <w:t xml:space="preserve">I am giving him the land of Egypt as his wages for which he worked, because they were working for me,’ says YIHOVEH EHYEH.</w:t>
+      </w:r>
+    </w:p>
+    <w:p>
+      <w:pPr>
+        <w:numPr>
+          <w:ilvl w:val="0"/>
+          <w:numId w:val="1"/>
+        </w:numPr>
+        <w:ind w:left="720" w:hanging="360"/>
+        <w:rPr>
+          <w:sz w:val="24"/>
+          <w:szCs w:val="24"/>
+          <w:u w:val="none"/>
+        </w:rPr>
+      </w:pPr>
+      <w:r>
+        <w:rPr>
+          <w:sz w:val="24"/>
+          <w:szCs w:val="24"/>
+          <w:rtl w:val="0"/>
+        </w:rPr>
+        <w:t xml:space="preserve">‘When that day comes I will cause power to return to the house of Isra’el, and I will enable you Yechezk’el to open your mouth among them. Then they will know that I am EHYEH.’”</w:t>
       </w:r>
     </w:p>
     <w:sectPr>
